--- a/Output/table2.docx
+++ b/Output/table2.docx
@@ -166,7 +166,7 @@
                 <w:sz w:val="22"/>
                 <w:szCs w:val="22"/>
               </w:rPr>
-              <w:t>C: Reclassified (CT ≤30)</w:t>
+              <w:t>B: Restricted (CT ≤30)</w:t>
             </w:r>
           </w:p>
         </w:tc>
@@ -1012,14 +1012,25 @@
                 <w:szCs w:val="22"/>
               </w:rPr>
             </w:pPr>
-            <w:r>
-              <w:rPr>
-                <w:rFonts w:ascii="Arial" w:eastAsia="Arial" w:hAnsi="Arial" w:cs="Arial"/>
-                <w:color w:val="000000"/>
-                <w:sz w:val="22"/>
-                <w:szCs w:val="22"/>
-              </w:rPr>
-              <w:t>hmpv-only</w:t>
+            <w:proofErr w:type="spellStart"/>
+            <w:r>
+              <w:rPr>
+                <w:rFonts w:ascii="Arial" w:eastAsia="Arial" w:hAnsi="Arial" w:cs="Arial"/>
+                <w:color w:val="000000"/>
+                <w:sz w:val="22"/>
+                <w:szCs w:val="22"/>
+              </w:rPr>
+              <w:t>hmpv</w:t>
+            </w:r>
+            <w:proofErr w:type="spellEnd"/>
+            <w:r>
+              <w:rPr>
+                <w:rFonts w:ascii="Arial" w:eastAsia="Arial" w:hAnsi="Arial" w:cs="Arial"/>
+                <w:color w:val="000000"/>
+                <w:sz w:val="22"/>
+                <w:szCs w:val="22"/>
+              </w:rPr>
+              <w:t>-only</w:t>
             </w:r>
           </w:p>
         </w:tc>
@@ -1240,7 +1251,7 @@
                 <w:sz w:val="22"/>
                 <w:szCs w:val="22"/>
               </w:rPr>
-              <w:t>1,436</w:t>
+              <w:t>1,264</w:t>
             </w:r>
           </w:p>
         </w:tc>
@@ -1412,6 +1423,7 @@
                 <w:szCs w:val="22"/>
               </w:rPr>
             </w:pPr>
+            <w:proofErr w:type="spellStart"/>
             <w:r>
               <w:rPr>
                 <w:rFonts w:ascii="Arial" w:eastAsia="Arial" w:hAnsi="Arial" w:cs="Arial"/>
@@ -1421,6 +1433,7 @@
               </w:rPr>
               <w:t>rsv</w:t>
             </w:r>
+            <w:proofErr w:type="spellEnd"/>
           </w:p>
         </w:tc>
         <w:tc>
@@ -1697,7 +1710,7 @@
                 <w:sz w:val="22"/>
                 <w:szCs w:val="22"/>
               </w:rPr>
-              <w:t>1.91</w:t>
+              <w:t>1.96</w:t>
             </w:r>
           </w:p>
         </w:tc>
@@ -1743,7 +1756,7 @@
                 <w:sz w:val="22"/>
                 <w:szCs w:val="22"/>
               </w:rPr>
-              <w:t>0.63, 5.75</w:t>
+              <w:t>0.65, 5.93</w:t>
             </w:r>
           </w:p>
         </w:tc>
@@ -1789,7 +1802,7 @@
                 <w:sz w:val="22"/>
                 <w:szCs w:val="22"/>
               </w:rPr>
-              <w:t>0.3</w:t>
+              <w:t>0.2</w:t>
             </w:r>
           </w:p>
         </w:tc>
@@ -2115,7 +2128,7 @@
                 <w:sz w:val="22"/>
                 <w:szCs w:val="22"/>
               </w:rPr>
-              <w:t>0.27</w:t>
+              <w:t>0.28</w:t>
             </w:r>
           </w:p>
         </w:tc>
@@ -2161,7 +2174,7 @@
                 <w:sz w:val="22"/>
                 <w:szCs w:val="22"/>
               </w:rPr>
-              <w:t>0.05, 1.38</w:t>
+              <w:t>0.05, 1.41</w:t>
             </w:r>
           </w:p>
         </w:tc>
@@ -2668,6 +2681,7 @@
                 <w:szCs w:val="22"/>
               </w:rPr>
             </w:pPr>
+            <w:proofErr w:type="spellStart"/>
             <w:r>
               <w:rPr>
                 <w:rFonts w:ascii="Arial" w:eastAsia="Arial" w:hAnsi="Arial" w:cs="Arial"/>
@@ -2677,6 +2691,7 @@
               </w:rPr>
               <w:t>piv</w:t>
             </w:r>
+            <w:proofErr w:type="spellEnd"/>
           </w:p>
         </w:tc>
         <w:tc>
@@ -3086,6 +3101,7 @@
                 <w:szCs w:val="22"/>
               </w:rPr>
             </w:pPr>
+            <w:proofErr w:type="spellStart"/>
             <w:r>
               <w:rPr>
                 <w:rFonts w:ascii="Arial" w:eastAsia="Arial" w:hAnsi="Arial" w:cs="Arial"/>
@@ -3095,6 +3111,7 @@
               </w:rPr>
               <w:t>rhino_ent</w:t>
             </w:r>
+            <w:proofErr w:type="spellEnd"/>
           </w:p>
         </w:tc>
         <w:tc>
@@ -3369,7 +3386,7 @@
                 <w:sz w:val="22"/>
                 <w:szCs w:val="22"/>
               </w:rPr>
-              <w:t>0.61</w:t>
+              <w:t>0.62</w:t>
             </w:r>
           </w:p>
         </w:tc>
@@ -3415,7 +3432,7 @@
                 <w:sz w:val="22"/>
                 <w:szCs w:val="22"/>
               </w:rPr>
-              <w:t>0.37, 1.01</w:t>
+              <w:t>0.37, 1.02</w:t>
             </w:r>
           </w:p>
         </w:tc>
@@ -3461,7 +3478,7 @@
                 <w:sz w:val="22"/>
                 <w:szCs w:val="22"/>
               </w:rPr>
-              <w:t>0.053</w:t>
+              <w:t>0.061</w:t>
             </w:r>
           </w:p>
         </w:tc>
@@ -3504,6 +3521,7 @@
                 <w:szCs w:val="22"/>
               </w:rPr>
             </w:pPr>
+            <w:proofErr w:type="spellStart"/>
             <w:r>
               <w:rPr>
                 <w:rFonts w:ascii="Arial" w:eastAsia="Arial" w:hAnsi="Arial" w:cs="Arial"/>
@@ -3513,6 +3531,7 @@
               </w:rPr>
               <w:t>hcov</w:t>
             </w:r>
+            <w:proofErr w:type="spellEnd"/>
           </w:p>
         </w:tc>
         <w:tc>
@@ -3787,7 +3806,7 @@
                 <w:sz w:val="22"/>
                 <w:szCs w:val="22"/>
               </w:rPr>
-              <w:t>0.77</w:t>
+              <w:t>0.79</w:t>
             </w:r>
           </w:p>
         </w:tc>
@@ -3833,7 +3852,7 @@
                 <w:sz w:val="22"/>
                 <w:szCs w:val="22"/>
               </w:rPr>
-              <w:t>0.28, 2.07</w:t>
+              <w:t>0.29, 2.12</w:t>
             </w:r>
           </w:p>
         </w:tc>
@@ -4323,7 +4342,47 @@
                 <w:sz w:val="22"/>
                 <w:szCs w:val="22"/>
               </w:rPr>
-              <w:t>Proportional odds (ordinal logistic) regression; m=5 multiple imputation, pooled via Rubin's rules. Reference: HMPV monoinfection. Adjusted for age (months), preterm birth, any underlying condition, and enrollment site. OR &gt;1 indicates higher odds of more severe illness.</w:t>
+              <w:t xml:space="preserve">Proportional odds (ordinal logistic) regression; m=5 multiple </w:t>
+            </w:r>
+            <w:proofErr w:type="gramStart"/>
+            <w:r>
+              <w:rPr>
+                <w:rFonts w:ascii="Arial" w:eastAsia="Arial" w:hAnsi="Arial" w:cs="Arial"/>
+                <w:color w:val="000000"/>
+                <w:sz w:val="22"/>
+                <w:szCs w:val="22"/>
+              </w:rPr>
+              <w:t>imputation</w:t>
+            </w:r>
+            <w:proofErr w:type="gramEnd"/>
+            <w:r>
+              <w:rPr>
+                <w:rFonts w:ascii="Arial" w:eastAsia="Arial" w:hAnsi="Arial" w:cs="Arial"/>
+                <w:color w:val="000000"/>
+                <w:sz w:val="22"/>
+                <w:szCs w:val="22"/>
+              </w:rPr>
+              <w:t xml:space="preserve">, pooled via Rubin's rules. Reference: HMPV </w:t>
+            </w:r>
+            <w:proofErr w:type="spellStart"/>
+            <w:r>
+              <w:rPr>
+                <w:rFonts w:ascii="Arial" w:eastAsia="Arial" w:hAnsi="Arial" w:cs="Arial"/>
+                <w:color w:val="000000"/>
+                <w:sz w:val="22"/>
+                <w:szCs w:val="22"/>
+              </w:rPr>
+              <w:t>monoinfection</w:t>
+            </w:r>
+            <w:proofErr w:type="spellEnd"/>
+            <w:r>
+              <w:rPr>
+                <w:rFonts w:ascii="Arial" w:eastAsia="Arial" w:hAnsi="Arial" w:cs="Arial"/>
+                <w:color w:val="000000"/>
+                <w:sz w:val="22"/>
+                <w:szCs w:val="22"/>
+              </w:rPr>
+              <w:t>. Adjusted for age (months), preterm birth, any underlying condition, and enrollment site. OR &gt;1 indicates higher odds of more severe illness.</w:t>
             </w:r>
           </w:p>
         </w:tc>
@@ -4656,13 +4715,13 @@
       </w:pPr>
     </w:lvl>
   </w:abstractNum>
-  <w:num w:numId="1" w16cid:durableId="1405563874">
+  <w:num w:numId="1" w16cid:durableId="721365260">
     <w:abstractNumId w:val="1"/>
   </w:num>
-  <w:num w:numId="2" w16cid:durableId="1739286129">
+  <w:num w:numId="2" w16cid:durableId="1253928087">
     <w:abstractNumId w:val="2"/>
   </w:num>
-  <w:num w:numId="3" w16cid:durableId="690107838">
+  <w:num w:numId="3" w16cid:durableId="962271014">
     <w:abstractNumId w:val="0"/>
   </w:num>
 </w:numbering>
@@ -5789,10 +5848,4 @@
   </a:objectDefaults>
   <a:extraClrSchemeLst/>
 </a:theme>
-</file>
-
-<file path=docMetadata/LabelInfo.xml><?xml version="1.0" encoding="utf-8"?>
-<clbl:labelList xmlns:clbl="http://schemas.microsoft.com/office/2020/mipLabelMetadata">
-  <clbl:label id="{9ef9f489-e0a0-4eeb-87cc-3a526112fd0d}" enabled="0" method="" siteId="{9ef9f489-e0a0-4eeb-87cc-3a526112fd0d}" removed="1"/>
-</clbl:labelList>
 </file>
--- a/Output/table2.docx
+++ b/Output/table2.docx
@@ -193,7 +193,7 @@
                 <w:szCs w:val="22"/>
                 <w:color w:val="000000"/>
               </w:rPr>
-              <w:t xml:space="preserve">C: Reclassified (CT ≤30)</w:t>
+              <w:t xml:space="preserve">B: Restricted (CT ≤30)</w:t>
             </w:r>
           </w:p>
         </w:tc>
@@ -1536,7 +1536,7 @@
                 <w:szCs w:val="22"/>
                 <w:color w:val="000000"/>
               </w:rPr>
-              <w:t xml:space="preserve">2,031</w:t>
+              <w:t xml:space="preserve">1,794</w:t>
             </w:r>
           </w:p>
         </w:tc>
@@ -2082,61 +2082,61 @@
                 <w:szCs w:val="22"/>
                 <w:color w:val="000000"/>
               </w:rPr>
-              <w:t xml:space="preserve">1.56</w:t>
-            </w:r>
-          </w:p>
-        </w:tc>
-        <w:tc>
-          <w:tcPr>
-            <w:tcBorders>
-              <w:bottom w:val="none" w:sz="0" w:space="0" w:color="000000"/>
-              <w:top w:val="none" w:sz="0" w:space="0" w:color="000000"/>
-              <w:left w:val="none" w:sz="0" w:space="0" w:color="000000"/>
-              <w:right w:val="none" w:sz="0" w:space="0" w:color="000000"/>
-            </w:tcBorders>
-            <w:shd w:val="clear" w:color="auto" w:fill="FFFFFF"/>
-            <w:tcMar>
-              <w:top w:w="0" w:type="dxa"/>
-              <w:bottom w:w="0" w:type="dxa"/>
-              <w:left w:w="0" w:type="dxa"/>
-              <w:right w:w="0" w:type="dxa"/>
-            </w:tcMar>
-            <w:vAlign w:val="top"/>
-          </w:tcPr>
-          <w:p>
-            <w:pPr>
-              <w:jc w:val="center"/>
-              <w:pBdr>
-                <w:bottom w:val="none" w:sz="0" w:space="0" w:color="000000"/>
-                <w:top w:val="none" w:sz="0" w:space="0" w:color="000000"/>
-                <w:left w:val="none" w:sz="0" w:space="0" w:color="000000"/>
-                <w:right w:val="none" w:sz="0" w:space="0" w:color="000000"/>
-              </w:pBdr>
-              <w:spacing w:after="100" w:before="100" w:line="240"/>
-              <w:ind w:left="100" w:right="100" w:firstLine="0" w:firstLineChars="0"/>
-              <w:rPr>
-                <w:rFonts w:ascii="Arial" w:hAnsi="Arial" w:eastAsia="Arial" w:cs="Arial"/>
-                <w:i w:val="false"/>
-                <w:b w:val="false"/>
-                <w:u w:val="none"/>
-                <w:strike w:val="false"/>
-                <w:sz w:val="22"/>
-                <w:szCs w:val="22"/>
-                <w:color w:val="000000"/>
-              </w:rPr>
-            </w:pPr>
-            <w:r>
-              <w:rPr>
-                <w:rFonts w:ascii="Arial" w:hAnsi="Arial" w:eastAsia="Arial" w:cs="Arial"/>
-                <w:i w:val="false"/>
-                <w:b w:val="false"/>
-                <w:u w:val="none"/>
-                <w:strike w:val="false"/>
-                <w:sz w:val="22"/>
-                <w:szCs w:val="22"/>
-                <w:color w:val="000000"/>
-              </w:rPr>
-              <w:t xml:space="preserve">0.62, 3.94</w:t>
+              <w:t xml:space="preserve">1.59</w:t>
+            </w:r>
+          </w:p>
+        </w:tc>
+        <w:tc>
+          <w:tcPr>
+            <w:tcBorders>
+              <w:bottom w:val="none" w:sz="0" w:space="0" w:color="000000"/>
+              <w:top w:val="none" w:sz="0" w:space="0" w:color="000000"/>
+              <w:left w:val="none" w:sz="0" w:space="0" w:color="000000"/>
+              <w:right w:val="none" w:sz="0" w:space="0" w:color="000000"/>
+            </w:tcBorders>
+            <w:shd w:val="clear" w:color="auto" w:fill="FFFFFF"/>
+            <w:tcMar>
+              <w:top w:w="0" w:type="dxa"/>
+              <w:bottom w:w="0" w:type="dxa"/>
+              <w:left w:w="0" w:type="dxa"/>
+              <w:right w:w="0" w:type="dxa"/>
+            </w:tcMar>
+            <w:vAlign w:val="top"/>
+          </w:tcPr>
+          <w:p>
+            <w:pPr>
+              <w:jc w:val="center"/>
+              <w:pBdr>
+                <w:bottom w:val="none" w:sz="0" w:space="0" w:color="000000"/>
+                <w:top w:val="none" w:sz="0" w:space="0" w:color="000000"/>
+                <w:left w:val="none" w:sz="0" w:space="0" w:color="000000"/>
+                <w:right w:val="none" w:sz="0" w:space="0" w:color="000000"/>
+              </w:pBdr>
+              <w:spacing w:after="100" w:before="100" w:line="240"/>
+              <w:ind w:left="100" w:right="100" w:firstLine="0" w:firstLineChars="0"/>
+              <w:rPr>
+                <w:rFonts w:ascii="Arial" w:hAnsi="Arial" w:eastAsia="Arial" w:cs="Arial"/>
+                <w:i w:val="false"/>
+                <w:b w:val="false"/>
+                <w:u w:val="none"/>
+                <w:strike w:val="false"/>
+                <w:sz w:val="22"/>
+                <w:szCs w:val="22"/>
+                <w:color w:val="000000"/>
+              </w:rPr>
+            </w:pPr>
+            <w:r>
+              <w:rPr>
+                <w:rFonts w:ascii="Arial" w:hAnsi="Arial" w:eastAsia="Arial" w:cs="Arial"/>
+                <w:i w:val="false"/>
+                <w:b w:val="false"/>
+                <w:u w:val="none"/>
+                <w:strike w:val="false"/>
+                <w:sz w:val="22"/>
+                <w:szCs w:val="22"/>
+                <w:color w:val="000000"/>
+              </w:rPr>
+              <w:t xml:space="preserve">0.63, 4.02</w:t>
             </w:r>
           </w:p>
         </w:tc>
@@ -2628,7 +2628,7 @@
                 <w:szCs w:val="22"/>
                 <w:color w:val="000000"/>
               </w:rPr>
-              <w:t xml:space="preserve">0.09, 1.22</w:t>
+              <w:t xml:space="preserve">0.09, 1.24</w:t>
             </w:r>
           </w:p>
         </w:tc>
@@ -4104,7 +4104,7 @@
                 <w:szCs w:val="22"/>
                 <w:color w:val="000000"/>
               </w:rPr>
-              <w:t xml:space="preserve">0.42, 0.98</w:t>
+              <w:t xml:space="preserve">0.42, 0.99</w:t>
             </w:r>
           </w:p>
         </w:tc>
@@ -4158,7 +4158,7 @@
                 <w:szCs w:val="22"/>
                 <w:color w:val="000000"/>
               </w:rPr>
-              <w:t xml:space="preserve">0.040</w:t>
+              <w:t xml:space="preserve">0.043</w:t>
             </w:r>
           </w:p>
         </w:tc>
@@ -4542,61 +4542,61 @@
                 <w:szCs w:val="22"/>
                 <w:color w:val="000000"/>
               </w:rPr>
-              <w:t xml:space="preserve">0.93</w:t>
-            </w:r>
-          </w:p>
-        </w:tc>
-        <w:tc>
-          <w:tcPr>
-            <w:tcBorders>
-              <w:bottom w:val="none" w:sz="0" w:space="0" w:color="000000"/>
-              <w:top w:val="none" w:sz="0" w:space="0" w:color="000000"/>
-              <w:left w:val="none" w:sz="0" w:space="0" w:color="000000"/>
-              <w:right w:val="none" w:sz="0" w:space="0" w:color="000000"/>
-            </w:tcBorders>
-            <w:shd w:val="clear" w:color="auto" w:fill="FFFFFF"/>
-            <w:tcMar>
-              <w:top w:w="0" w:type="dxa"/>
-              <w:bottom w:w="0" w:type="dxa"/>
-              <w:left w:w="0" w:type="dxa"/>
-              <w:right w:w="0" w:type="dxa"/>
-            </w:tcMar>
-            <w:vAlign w:val="top"/>
-          </w:tcPr>
-          <w:p>
-            <w:pPr>
-              <w:jc w:val="center"/>
-              <w:pBdr>
-                <w:bottom w:val="none" w:sz="0" w:space="0" w:color="000000"/>
-                <w:top w:val="none" w:sz="0" w:space="0" w:color="000000"/>
-                <w:left w:val="none" w:sz="0" w:space="0" w:color="000000"/>
-                <w:right w:val="none" w:sz="0" w:space="0" w:color="000000"/>
-              </w:pBdr>
-              <w:spacing w:after="100" w:before="100" w:line="240"/>
-              <w:ind w:left="100" w:right="100" w:firstLine="0" w:firstLineChars="0"/>
-              <w:rPr>
-                <w:rFonts w:ascii="Arial" w:hAnsi="Arial" w:eastAsia="Arial" w:cs="Arial"/>
-                <w:i w:val="false"/>
-                <w:b w:val="false"/>
-                <w:u w:val="none"/>
-                <w:strike w:val="false"/>
-                <w:sz w:val="22"/>
-                <w:szCs w:val="22"/>
-                <w:color w:val="000000"/>
-              </w:rPr>
-            </w:pPr>
-            <w:r>
-              <w:rPr>
-                <w:rFonts w:ascii="Arial" w:hAnsi="Arial" w:eastAsia="Arial" w:cs="Arial"/>
-                <w:i w:val="false"/>
-                <w:b w:val="false"/>
-                <w:u w:val="none"/>
-                <w:strike w:val="false"/>
-                <w:sz w:val="22"/>
-                <w:szCs w:val="22"/>
-                <w:color w:val="000000"/>
-              </w:rPr>
-              <w:t xml:space="preserve">0.41, 2.08</w:t>
+              <w:t xml:space="preserve">0.94</w:t>
+            </w:r>
+          </w:p>
+        </w:tc>
+        <w:tc>
+          <w:tcPr>
+            <w:tcBorders>
+              <w:bottom w:val="none" w:sz="0" w:space="0" w:color="000000"/>
+              <w:top w:val="none" w:sz="0" w:space="0" w:color="000000"/>
+              <w:left w:val="none" w:sz="0" w:space="0" w:color="000000"/>
+              <w:right w:val="none" w:sz="0" w:space="0" w:color="000000"/>
+            </w:tcBorders>
+            <w:shd w:val="clear" w:color="auto" w:fill="FFFFFF"/>
+            <w:tcMar>
+              <w:top w:w="0" w:type="dxa"/>
+              <w:bottom w:w="0" w:type="dxa"/>
+              <w:left w:w="0" w:type="dxa"/>
+              <w:right w:w="0" w:type="dxa"/>
+            </w:tcMar>
+            <w:vAlign w:val="top"/>
+          </w:tcPr>
+          <w:p>
+            <w:pPr>
+              <w:jc w:val="center"/>
+              <w:pBdr>
+                <w:bottom w:val="none" w:sz="0" w:space="0" w:color="000000"/>
+                <w:top w:val="none" w:sz="0" w:space="0" w:color="000000"/>
+                <w:left w:val="none" w:sz="0" w:space="0" w:color="000000"/>
+                <w:right w:val="none" w:sz="0" w:space="0" w:color="000000"/>
+              </w:pBdr>
+              <w:spacing w:after="100" w:before="100" w:line="240"/>
+              <w:ind w:left="100" w:right="100" w:firstLine="0" w:firstLineChars="0"/>
+              <w:rPr>
+                <w:rFonts w:ascii="Arial" w:hAnsi="Arial" w:eastAsia="Arial" w:cs="Arial"/>
+                <w:i w:val="false"/>
+                <w:b w:val="false"/>
+                <w:u w:val="none"/>
+                <w:strike w:val="false"/>
+                <w:sz w:val="22"/>
+                <w:szCs w:val="22"/>
+                <w:color w:val="000000"/>
+              </w:rPr>
+            </w:pPr>
+            <w:r>
+              <w:rPr>
+                <w:rFonts w:ascii="Arial" w:hAnsi="Arial" w:eastAsia="Arial" w:cs="Arial"/>
+                <w:i w:val="false"/>
+                <w:b w:val="false"/>
+                <w:u w:val="none"/>
+                <w:strike w:val="false"/>
+                <w:sz w:val="22"/>
+                <w:szCs w:val="22"/>
+                <w:color w:val="000000"/>
+              </w:rPr>
+              <w:t xml:space="preserve">0.42, 2.10</w:t>
             </w:r>
           </w:p>
         </w:tc>

--- a/Output/table2.docx
+++ b/Output/table2.docx
@@ -138,7 +138,7 @@
                 <w:szCs w:val="22"/>
                 <w:color w:val="000000"/>
               </w:rPr>
-              <w:t xml:space="preserve">A: Unrestricted</w:t>
+              <w:t xml:space="preserve">A: Partner co-detection unrestricted</w:t>
             </w:r>
           </w:p>
         </w:tc>
@@ -193,7 +193,7 @@
                 <w:szCs w:val="22"/>
                 <w:color w:val="000000"/>
               </w:rPr>
-              <w:t xml:space="preserve">B: Restricted (CT ≤30)</w:t>
+              <w:t xml:space="preserve">B: Partner CT restricted (≤30)</w:t>
             </w:r>
           </w:p>
         </w:tc>
@@ -5217,7 +5217,7 @@
                 <w:szCs w:val="22"/>
                 <w:color w:val="000000"/>
               </w:rPr>
-              <w:t xml:space="preserve">Proportional odds (ordinal logistic) regression; m=5 multiple imputation, pooled via Rubin's rules. Reference: HMPV monoinfection. Adjusted for age (months), preterm birth, any underlying condition, and enrollment site. OR &gt;1 indicates higher odds of more severe illness.</w:t>
+              <w:t xml:space="preserve">Proportional odds (ordinal logistic) regression; m=5 multiple imputation, pooled via Rubin's rules. Reference: HMPV monoinfection. Adjusted for age (months), preterm birth, any underlying condition, and enrollment site. OR &gt;1 indicates higher odds of more severe illness. All designs restricted to HMPV CT ≤ 30 .</w:t>
             </w:r>
           </w:p>
         </w:tc>

--- a/Output/table2.docx
+++ b/Output/table2.docx
@@ -1866,6 +1866,222 @@
                 <w:szCs w:val="22"/>
                 <w:color w:val="000000"/>
               </w:rPr>
+              <w:t xml:space="preserve">1.58</w:t>
+            </w:r>
+          </w:p>
+        </w:tc>
+        <w:tc>
+          <w:tcPr>
+            <w:tcBorders>
+              <w:bottom w:val="none" w:sz="0" w:space="0" w:color="000000"/>
+              <w:top w:val="none" w:sz="0" w:space="0" w:color="000000"/>
+              <w:left w:val="none" w:sz="0" w:space="0" w:color="000000"/>
+              <w:right w:val="none" w:sz="0" w:space="0" w:color="000000"/>
+            </w:tcBorders>
+            <w:shd w:val="clear" w:color="auto" w:fill="FFFFFF"/>
+            <w:tcMar>
+              <w:top w:w="0" w:type="dxa"/>
+              <w:bottom w:w="0" w:type="dxa"/>
+              <w:left w:w="0" w:type="dxa"/>
+              <w:right w:w="0" w:type="dxa"/>
+            </w:tcMar>
+            <w:vAlign w:val="top"/>
+          </w:tcPr>
+          <w:p>
+            <w:pPr>
+              <w:jc w:val="center"/>
+              <w:pBdr>
+                <w:bottom w:val="none" w:sz="0" w:space="0" w:color="000000"/>
+                <w:top w:val="none" w:sz="0" w:space="0" w:color="000000"/>
+                <w:left w:val="none" w:sz="0" w:space="0" w:color="000000"/>
+                <w:right w:val="none" w:sz="0" w:space="0" w:color="000000"/>
+              </w:pBdr>
+              <w:spacing w:after="100" w:before="100" w:line="240"/>
+              <w:ind w:left="100" w:right="100" w:firstLine="0" w:firstLineChars="0"/>
+              <w:rPr>
+                <w:rFonts w:ascii="Arial" w:hAnsi="Arial" w:eastAsia="Arial" w:cs="Arial"/>
+                <w:i w:val="false"/>
+                <w:b w:val="false"/>
+                <w:u w:val="none"/>
+                <w:strike w:val="false"/>
+                <w:sz w:val="22"/>
+                <w:szCs w:val="22"/>
+                <w:color w:val="000000"/>
+              </w:rPr>
+            </w:pPr>
+            <w:r>
+              <w:rPr>
+                <w:rFonts w:ascii="Arial" w:hAnsi="Arial" w:eastAsia="Arial" w:cs="Arial"/>
+                <w:i w:val="false"/>
+                <w:b w:val="false"/>
+                <w:u w:val="none"/>
+                <w:strike w:val="false"/>
+                <w:sz w:val="22"/>
+                <w:szCs w:val="22"/>
+                <w:color w:val="000000"/>
+              </w:rPr>
+              <w:t xml:space="preserve">0.82, 3.08</w:t>
+            </w:r>
+          </w:p>
+        </w:tc>
+        <w:tc>
+          <w:tcPr>
+            <w:tcBorders>
+              <w:bottom w:val="none" w:sz="0" w:space="0" w:color="000000"/>
+              <w:top w:val="none" w:sz="0" w:space="0" w:color="000000"/>
+              <w:left w:val="none" w:sz="0" w:space="0" w:color="000000"/>
+              <w:right w:val="none" w:sz="0" w:space="0" w:color="000000"/>
+            </w:tcBorders>
+            <w:shd w:val="clear" w:color="auto" w:fill="FFFFFF"/>
+            <w:tcMar>
+              <w:top w:w="0" w:type="dxa"/>
+              <w:bottom w:w="0" w:type="dxa"/>
+              <w:left w:w="0" w:type="dxa"/>
+              <w:right w:w="0" w:type="dxa"/>
+            </w:tcMar>
+            <w:vAlign w:val="top"/>
+          </w:tcPr>
+          <w:p>
+            <w:pPr>
+              <w:jc w:val="center"/>
+              <w:pBdr>
+                <w:bottom w:val="none" w:sz="0" w:space="0" w:color="000000"/>
+                <w:top w:val="none" w:sz="0" w:space="0" w:color="000000"/>
+                <w:left w:val="none" w:sz="0" w:space="0" w:color="000000"/>
+                <w:right w:val="none" w:sz="0" w:space="0" w:color="000000"/>
+              </w:pBdr>
+              <w:spacing w:after="100" w:before="100" w:line="240"/>
+              <w:ind w:left="100" w:right="100" w:firstLine="0" w:firstLineChars="0"/>
+              <w:rPr>
+                <w:rFonts w:ascii="Arial" w:hAnsi="Arial" w:eastAsia="Arial" w:cs="Arial"/>
+                <w:i w:val="false"/>
+                <w:b w:val="false"/>
+                <w:u w:val="none"/>
+                <w:strike w:val="false"/>
+                <w:sz w:val="22"/>
+                <w:szCs w:val="22"/>
+                <w:color w:val="000000"/>
+              </w:rPr>
+            </w:pPr>
+            <w:r>
+              <w:rPr>
+                <w:rFonts w:ascii="Arial" w:hAnsi="Arial" w:eastAsia="Arial" w:cs="Arial"/>
+                <w:i w:val="false"/>
+                <w:b w:val="false"/>
+                <w:u w:val="none"/>
+                <w:strike w:val="false"/>
+                <w:sz w:val="22"/>
+                <w:szCs w:val="22"/>
+                <w:color w:val="000000"/>
+              </w:rPr>
+              <w:t xml:space="preserve">0.2</w:t>
+            </w:r>
+          </w:p>
+        </w:tc>
+        <w:tc>
+          <w:tcPr>
+            <w:tcBorders>
+              <w:bottom w:val="none" w:sz="0" w:space="0" w:color="000000"/>
+              <w:top w:val="none" w:sz="0" w:space="0" w:color="000000"/>
+              <w:left w:val="none" w:sz="0" w:space="0" w:color="000000"/>
+              <w:right w:val="none" w:sz="0" w:space="0" w:color="000000"/>
+            </w:tcBorders>
+            <w:shd w:val="clear" w:color="auto" w:fill="FFFFFF"/>
+            <w:tcMar>
+              <w:top w:w="0" w:type="dxa"/>
+              <w:bottom w:w="0" w:type="dxa"/>
+              <w:left w:w="0" w:type="dxa"/>
+              <w:right w:w="0" w:type="dxa"/>
+            </w:tcMar>
+            <w:vAlign w:val="top"/>
+          </w:tcPr>
+          <w:p>
+            <w:pPr>
+              <w:jc w:val="center"/>
+              <w:pBdr>
+                <w:bottom w:val="none" w:sz="0" w:space="0" w:color="000000"/>
+                <w:top w:val="none" w:sz="0" w:space="0" w:color="000000"/>
+                <w:left w:val="none" w:sz="0" w:space="0" w:color="000000"/>
+                <w:right w:val="none" w:sz="0" w:space="0" w:color="000000"/>
+              </w:pBdr>
+              <w:spacing w:after="100" w:before="100" w:line="240"/>
+              <w:ind w:left="100" w:right="100" w:firstLine="0" w:firstLineChars="0"/>
+              <w:rPr>
+                <w:rFonts w:ascii="Arial" w:hAnsi="Arial" w:eastAsia="Arial" w:cs="Arial"/>
+                <w:i w:val="false"/>
+                <w:b w:val="false"/>
+                <w:u w:val="none"/>
+                <w:strike w:val="false"/>
+                <w:sz w:val="22"/>
+                <w:szCs w:val="22"/>
+                <w:color w:val="000000"/>
+              </w:rPr>
+            </w:pPr>
+            <w:r>
+              <w:rPr>
+                <w:rFonts w:ascii="Arial" w:hAnsi="Arial" w:eastAsia="Arial" w:cs="Arial"/>
+                <w:i w:val="false"/>
+                <w:b w:val="false"/>
+                <w:u w:val="none"/>
+                <w:strike w:val="false"/>
+                <w:sz w:val="22"/>
+                <w:szCs w:val="22"/>
+                <w:color w:val="000000"/>
+              </w:rPr>
+              <w:t xml:space="preserve">15</w:t>
+            </w:r>
+          </w:p>
+        </w:tc>
+        <w:tc>
+          <w:tcPr>
+            <w:tcBorders>
+              <w:bottom w:val="none" w:sz="0" w:space="0" w:color="000000"/>
+              <w:top w:val="none" w:sz="0" w:space="0" w:color="000000"/>
+              <w:left w:val="none" w:sz="0" w:space="0" w:color="000000"/>
+              <w:right w:val="none" w:sz="0" w:space="0" w:color="000000"/>
+            </w:tcBorders>
+            <w:shd w:val="clear" w:color="auto" w:fill="FFFFFF"/>
+            <w:tcMar>
+              <w:top w:w="0" w:type="dxa"/>
+              <w:bottom w:w="0" w:type="dxa"/>
+              <w:left w:w="0" w:type="dxa"/>
+              <w:right w:w="0" w:type="dxa"/>
+            </w:tcMar>
+            <w:vAlign w:val="top"/>
+          </w:tcPr>
+          <w:p>
+            <w:pPr>
+              <w:jc w:val="center"/>
+              <w:pBdr>
+                <w:bottom w:val="none" w:sz="0" w:space="0" w:color="000000"/>
+                <w:top w:val="none" w:sz="0" w:space="0" w:color="000000"/>
+                <w:left w:val="none" w:sz="0" w:space="0" w:color="000000"/>
+                <w:right w:val="none" w:sz="0" w:space="0" w:color="000000"/>
+              </w:pBdr>
+              <w:spacing w:after="100" w:before="100" w:line="240"/>
+              <w:ind w:left="100" w:right="100" w:firstLine="0" w:firstLineChars="0"/>
+              <w:rPr>
+                <w:rFonts w:ascii="Arial" w:hAnsi="Arial" w:eastAsia="Arial" w:cs="Arial"/>
+                <w:i w:val="false"/>
+                <w:b w:val="false"/>
+                <w:u w:val="none"/>
+                <w:strike w:val="false"/>
+                <w:sz w:val="22"/>
+                <w:szCs w:val="22"/>
+                <w:color w:val="000000"/>
+              </w:rPr>
+            </w:pPr>
+            <w:r>
+              <w:rPr>
+                <w:rFonts w:ascii="Arial" w:hAnsi="Arial" w:eastAsia="Arial" w:cs="Arial"/>
+                <w:i w:val="false"/>
+                <w:b w:val="false"/>
+                <w:u w:val="none"/>
+                <w:strike w:val="false"/>
+                <w:sz w:val="22"/>
+                <w:szCs w:val="22"/>
+                <w:color w:val="000000"/>
+              </w:rPr>
               <w:t xml:space="preserve">1.59</w:t>
             </w:r>
           </w:p>
@@ -1920,223 +2136,7 @@
                 <w:szCs w:val="22"/>
                 <w:color w:val="000000"/>
               </w:rPr>
-              <w:t xml:space="preserve">0.82, 3.08</w:t>
-            </w:r>
-          </w:p>
-        </w:tc>
-        <w:tc>
-          <w:tcPr>
-            <w:tcBorders>
-              <w:bottom w:val="none" w:sz="0" w:space="0" w:color="000000"/>
-              <w:top w:val="none" w:sz="0" w:space="0" w:color="000000"/>
-              <w:left w:val="none" w:sz="0" w:space="0" w:color="000000"/>
-              <w:right w:val="none" w:sz="0" w:space="0" w:color="000000"/>
-            </w:tcBorders>
-            <w:shd w:val="clear" w:color="auto" w:fill="FFFFFF"/>
-            <w:tcMar>
-              <w:top w:w="0" w:type="dxa"/>
-              <w:bottom w:w="0" w:type="dxa"/>
-              <w:left w:w="0" w:type="dxa"/>
-              <w:right w:w="0" w:type="dxa"/>
-            </w:tcMar>
-            <w:vAlign w:val="top"/>
-          </w:tcPr>
-          <w:p>
-            <w:pPr>
-              <w:jc w:val="center"/>
-              <w:pBdr>
-                <w:bottom w:val="none" w:sz="0" w:space="0" w:color="000000"/>
-                <w:top w:val="none" w:sz="0" w:space="0" w:color="000000"/>
-                <w:left w:val="none" w:sz="0" w:space="0" w:color="000000"/>
-                <w:right w:val="none" w:sz="0" w:space="0" w:color="000000"/>
-              </w:pBdr>
-              <w:spacing w:after="100" w:before="100" w:line="240"/>
-              <w:ind w:left="100" w:right="100" w:firstLine="0" w:firstLineChars="0"/>
-              <w:rPr>
-                <w:rFonts w:ascii="Arial" w:hAnsi="Arial" w:eastAsia="Arial" w:cs="Arial"/>
-                <w:i w:val="false"/>
-                <w:b w:val="false"/>
-                <w:u w:val="none"/>
-                <w:strike w:val="false"/>
-                <w:sz w:val="22"/>
-                <w:szCs w:val="22"/>
-                <w:color w:val="000000"/>
-              </w:rPr>
-            </w:pPr>
-            <w:r>
-              <w:rPr>
-                <w:rFonts w:ascii="Arial" w:hAnsi="Arial" w:eastAsia="Arial" w:cs="Arial"/>
-                <w:i w:val="false"/>
-                <w:b w:val="false"/>
-                <w:u w:val="none"/>
-                <w:strike w:val="false"/>
-                <w:sz w:val="22"/>
-                <w:szCs w:val="22"/>
-                <w:color w:val="000000"/>
-              </w:rPr>
-              <w:t xml:space="preserve">0.2</w:t>
-            </w:r>
-          </w:p>
-        </w:tc>
-        <w:tc>
-          <w:tcPr>
-            <w:tcBorders>
-              <w:bottom w:val="none" w:sz="0" w:space="0" w:color="000000"/>
-              <w:top w:val="none" w:sz="0" w:space="0" w:color="000000"/>
-              <w:left w:val="none" w:sz="0" w:space="0" w:color="000000"/>
-              <w:right w:val="none" w:sz="0" w:space="0" w:color="000000"/>
-            </w:tcBorders>
-            <w:shd w:val="clear" w:color="auto" w:fill="FFFFFF"/>
-            <w:tcMar>
-              <w:top w:w="0" w:type="dxa"/>
-              <w:bottom w:w="0" w:type="dxa"/>
-              <w:left w:w="0" w:type="dxa"/>
-              <w:right w:w="0" w:type="dxa"/>
-            </w:tcMar>
-            <w:vAlign w:val="top"/>
-          </w:tcPr>
-          <w:p>
-            <w:pPr>
-              <w:jc w:val="center"/>
-              <w:pBdr>
-                <w:bottom w:val="none" w:sz="0" w:space="0" w:color="000000"/>
-                <w:top w:val="none" w:sz="0" w:space="0" w:color="000000"/>
-                <w:left w:val="none" w:sz="0" w:space="0" w:color="000000"/>
-                <w:right w:val="none" w:sz="0" w:space="0" w:color="000000"/>
-              </w:pBdr>
-              <w:spacing w:after="100" w:before="100" w:line="240"/>
-              <w:ind w:left="100" w:right="100" w:firstLine="0" w:firstLineChars="0"/>
-              <w:rPr>
-                <w:rFonts w:ascii="Arial" w:hAnsi="Arial" w:eastAsia="Arial" w:cs="Arial"/>
-                <w:i w:val="false"/>
-                <w:b w:val="false"/>
-                <w:u w:val="none"/>
-                <w:strike w:val="false"/>
-                <w:sz w:val="22"/>
-                <w:szCs w:val="22"/>
-                <w:color w:val="000000"/>
-              </w:rPr>
-            </w:pPr>
-            <w:r>
-              <w:rPr>
-                <w:rFonts w:ascii="Arial" w:hAnsi="Arial" w:eastAsia="Arial" w:cs="Arial"/>
-                <w:i w:val="false"/>
-                <w:b w:val="false"/>
-                <w:u w:val="none"/>
-                <w:strike w:val="false"/>
-                <w:sz w:val="22"/>
-                <w:szCs w:val="22"/>
-                <w:color w:val="000000"/>
-              </w:rPr>
-              <w:t xml:space="preserve">15</w:t>
-            </w:r>
-          </w:p>
-        </w:tc>
-        <w:tc>
-          <w:tcPr>
-            <w:tcBorders>
-              <w:bottom w:val="none" w:sz="0" w:space="0" w:color="000000"/>
-              <w:top w:val="none" w:sz="0" w:space="0" w:color="000000"/>
-              <w:left w:val="none" w:sz="0" w:space="0" w:color="000000"/>
-              <w:right w:val="none" w:sz="0" w:space="0" w:color="000000"/>
-            </w:tcBorders>
-            <w:shd w:val="clear" w:color="auto" w:fill="FFFFFF"/>
-            <w:tcMar>
-              <w:top w:w="0" w:type="dxa"/>
-              <w:bottom w:w="0" w:type="dxa"/>
-              <w:left w:w="0" w:type="dxa"/>
-              <w:right w:w="0" w:type="dxa"/>
-            </w:tcMar>
-            <w:vAlign w:val="top"/>
-          </w:tcPr>
-          <w:p>
-            <w:pPr>
-              <w:jc w:val="center"/>
-              <w:pBdr>
-                <w:bottom w:val="none" w:sz="0" w:space="0" w:color="000000"/>
-                <w:top w:val="none" w:sz="0" w:space="0" w:color="000000"/>
-                <w:left w:val="none" w:sz="0" w:space="0" w:color="000000"/>
-                <w:right w:val="none" w:sz="0" w:space="0" w:color="000000"/>
-              </w:pBdr>
-              <w:spacing w:after="100" w:before="100" w:line="240"/>
-              <w:ind w:left="100" w:right="100" w:firstLine="0" w:firstLineChars="0"/>
-              <w:rPr>
-                <w:rFonts w:ascii="Arial" w:hAnsi="Arial" w:eastAsia="Arial" w:cs="Arial"/>
-                <w:i w:val="false"/>
-                <w:b w:val="false"/>
-                <w:u w:val="none"/>
-                <w:strike w:val="false"/>
-                <w:sz w:val="22"/>
-                <w:szCs w:val="22"/>
-                <w:color w:val="000000"/>
-              </w:rPr>
-            </w:pPr>
-            <w:r>
-              <w:rPr>
-                <w:rFonts w:ascii="Arial" w:hAnsi="Arial" w:eastAsia="Arial" w:cs="Arial"/>
-                <w:i w:val="false"/>
-                <w:b w:val="false"/>
-                <w:u w:val="none"/>
-                <w:strike w:val="false"/>
-                <w:sz w:val="22"/>
-                <w:szCs w:val="22"/>
-                <w:color w:val="000000"/>
-              </w:rPr>
-              <w:t xml:space="preserve">1.59</w:t>
-            </w:r>
-          </w:p>
-        </w:tc>
-        <w:tc>
-          <w:tcPr>
-            <w:tcBorders>
-              <w:bottom w:val="none" w:sz="0" w:space="0" w:color="000000"/>
-              <w:top w:val="none" w:sz="0" w:space="0" w:color="000000"/>
-              <w:left w:val="none" w:sz="0" w:space="0" w:color="000000"/>
-              <w:right w:val="none" w:sz="0" w:space="0" w:color="000000"/>
-            </w:tcBorders>
-            <w:shd w:val="clear" w:color="auto" w:fill="FFFFFF"/>
-            <w:tcMar>
-              <w:top w:w="0" w:type="dxa"/>
-              <w:bottom w:w="0" w:type="dxa"/>
-              <w:left w:w="0" w:type="dxa"/>
-              <w:right w:w="0" w:type="dxa"/>
-            </w:tcMar>
-            <w:vAlign w:val="top"/>
-          </w:tcPr>
-          <w:p>
-            <w:pPr>
-              <w:jc w:val="center"/>
-              <w:pBdr>
-                <w:bottom w:val="none" w:sz="0" w:space="0" w:color="000000"/>
-                <w:top w:val="none" w:sz="0" w:space="0" w:color="000000"/>
-                <w:left w:val="none" w:sz="0" w:space="0" w:color="000000"/>
-                <w:right w:val="none" w:sz="0" w:space="0" w:color="000000"/>
-              </w:pBdr>
-              <w:spacing w:after="100" w:before="100" w:line="240"/>
-              <w:ind w:left="100" w:right="100" w:firstLine="0" w:firstLineChars="0"/>
-              <w:rPr>
-                <w:rFonts w:ascii="Arial" w:hAnsi="Arial" w:eastAsia="Arial" w:cs="Arial"/>
-                <w:i w:val="false"/>
-                <w:b w:val="false"/>
-                <w:u w:val="none"/>
-                <w:strike w:val="false"/>
-                <w:sz w:val="22"/>
-                <w:szCs w:val="22"/>
-                <w:color w:val="000000"/>
-              </w:rPr>
-            </w:pPr>
-            <w:r>
-              <w:rPr>
-                <w:rFonts w:ascii="Arial" w:hAnsi="Arial" w:eastAsia="Arial" w:cs="Arial"/>
-                <w:i w:val="false"/>
-                <w:b w:val="false"/>
-                <w:u w:val="none"/>
-                <w:strike w:val="false"/>
-                <w:sz w:val="22"/>
-                <w:szCs w:val="22"/>
-                <w:color w:val="000000"/>
-              </w:rPr>
-              <w:t xml:space="preserve">0.63, 4.02</w:t>
+              <w:t xml:space="preserve">0.63, 4.00</w:t>
             </w:r>
           </w:p>
         </w:tc>
@@ -2689,7 +2689,7 @@
       </w:tr>
       <w:tr>
         <w:trPr>
-          <w:trHeight w:val="602" w:hRule="auto"/>
+          <w:trHeight w:val="600" w:hRule="auto"/>
         </w:trPr>
         body5
         <w:tc>
@@ -2904,277 +2904,277 @@
                 <w:szCs w:val="22"/>
                 <w:color w:val="000000"/>
               </w:rPr>
-              <w:t xml:space="preserve">0.07, 1.06</w:t>
-            </w:r>
-          </w:p>
-        </w:tc>
-        <w:tc>
-          <w:tcPr>
-            <w:tcBorders>
-              <w:bottom w:val="none" w:sz="0" w:space="0" w:color="000000"/>
-              <w:top w:val="none" w:sz="0" w:space="0" w:color="000000"/>
-              <w:left w:val="none" w:sz="0" w:space="0" w:color="000000"/>
-              <w:right w:val="none" w:sz="0" w:space="0" w:color="000000"/>
-            </w:tcBorders>
-            <w:shd w:val="clear" w:color="auto" w:fill="FFFFFF"/>
-            <w:tcMar>
-              <w:top w:w="0" w:type="dxa"/>
-              <w:bottom w:w="0" w:type="dxa"/>
-              <w:left w:w="0" w:type="dxa"/>
-              <w:right w:w="0" w:type="dxa"/>
-            </w:tcMar>
-            <w:vAlign w:val="top"/>
-          </w:tcPr>
-          <w:p>
-            <w:pPr>
-              <w:jc w:val="center"/>
-              <w:pBdr>
-                <w:bottom w:val="none" w:sz="0" w:space="0" w:color="000000"/>
-                <w:top w:val="none" w:sz="0" w:space="0" w:color="000000"/>
-                <w:left w:val="none" w:sz="0" w:space="0" w:color="000000"/>
-                <w:right w:val="none" w:sz="0" w:space="0" w:color="000000"/>
-              </w:pBdr>
-              <w:spacing w:after="100" w:before="100" w:line="240"/>
-              <w:ind w:left="100" w:right="100" w:firstLine="0" w:firstLineChars="0"/>
-              <w:rPr>
-                <w:rFonts w:ascii="Arial" w:hAnsi="Arial" w:eastAsia="Arial" w:cs="Arial"/>
-                <w:i w:val="false"/>
-                <w:b w:val="false"/>
-                <w:u w:val="none"/>
-                <w:strike w:val="false"/>
-                <w:sz w:val="22"/>
-                <w:szCs w:val="22"/>
-                <w:color w:val="000000"/>
-              </w:rPr>
-            </w:pPr>
-            <w:r>
-              <w:rPr>
-                <w:rFonts w:ascii="Arial" w:hAnsi="Arial" w:eastAsia="Arial" w:cs="Arial"/>
-                <w:i w:val="false"/>
-                <w:b w:val="false"/>
-                <w:u w:val="none"/>
-                <w:strike w:val="false"/>
-                <w:sz w:val="22"/>
-                <w:szCs w:val="22"/>
-                <w:color w:val="000000"/>
-              </w:rPr>
-              <w:t xml:space="preserve">0.060</w:t>
-            </w:r>
-          </w:p>
-        </w:tc>
-        <w:tc>
-          <w:tcPr>
-            <w:tcBorders>
-              <w:bottom w:val="none" w:sz="0" w:space="0" w:color="000000"/>
-              <w:top w:val="none" w:sz="0" w:space="0" w:color="000000"/>
-              <w:left w:val="none" w:sz="0" w:space="0" w:color="000000"/>
-              <w:right w:val="none" w:sz="0" w:space="0" w:color="000000"/>
-            </w:tcBorders>
-            <w:shd w:val="clear" w:color="auto" w:fill="FFFFFF"/>
-            <w:tcMar>
-              <w:top w:w="0" w:type="dxa"/>
-              <w:bottom w:w="0" w:type="dxa"/>
-              <w:left w:w="0" w:type="dxa"/>
-              <w:right w:w="0" w:type="dxa"/>
-            </w:tcMar>
-            <w:vAlign w:val="top"/>
-          </w:tcPr>
-          <w:p>
-            <w:pPr>
-              <w:jc w:val="center"/>
-              <w:pBdr>
-                <w:bottom w:val="none" w:sz="0" w:space="0" w:color="000000"/>
-                <w:top w:val="none" w:sz="0" w:space="0" w:color="000000"/>
-                <w:left w:val="none" w:sz="0" w:space="0" w:color="000000"/>
-                <w:right w:val="none" w:sz="0" w:space="0" w:color="000000"/>
-              </w:pBdr>
-              <w:spacing w:after="100" w:before="100" w:line="240"/>
-              <w:ind w:left="100" w:right="100" w:firstLine="0" w:firstLineChars="0"/>
-              <w:rPr>
-                <w:rFonts w:ascii="Arial" w:hAnsi="Arial" w:eastAsia="Arial" w:cs="Arial"/>
-                <w:i w:val="false"/>
-                <w:b w:val="false"/>
-                <w:u w:val="none"/>
-                <w:strike w:val="false"/>
-                <w:sz w:val="22"/>
-                <w:szCs w:val="22"/>
-                <w:color w:val="000000"/>
-              </w:rPr>
-            </w:pPr>
-            <w:r>
-              <w:rPr>
-                <w:rFonts w:ascii="Arial" w:hAnsi="Arial" w:eastAsia="Arial" w:cs="Arial"/>
-                <w:i w:val="false"/>
-                <w:b w:val="false"/>
-                <w:u w:val="none"/>
-                <w:strike w:val="false"/>
-                <w:sz w:val="22"/>
-                <w:szCs w:val="22"/>
-                <w:color w:val="000000"/>
-              </w:rPr>
-              <w:t xml:space="preserve">1</w:t>
-            </w:r>
-          </w:p>
-        </w:tc>
-        <w:tc>
-          <w:tcPr>
-            <w:tcBorders>
-              <w:bottom w:val="none" w:sz="0" w:space="0" w:color="000000"/>
-              <w:top w:val="none" w:sz="0" w:space="0" w:color="000000"/>
-              <w:left w:val="none" w:sz="0" w:space="0" w:color="000000"/>
-              <w:right w:val="none" w:sz="0" w:space="0" w:color="000000"/>
-            </w:tcBorders>
-            <w:shd w:val="clear" w:color="auto" w:fill="FFFFFF"/>
-            <w:tcMar>
-              <w:top w:w="0" w:type="dxa"/>
-              <w:bottom w:w="0" w:type="dxa"/>
-              <w:left w:w="0" w:type="dxa"/>
-              <w:right w:w="0" w:type="dxa"/>
-            </w:tcMar>
-            <w:vAlign w:val="top"/>
-          </w:tcPr>
-          <w:p>
-            <w:pPr>
-              <w:jc w:val="center"/>
-              <w:pBdr>
-                <w:bottom w:val="none" w:sz="0" w:space="0" w:color="000000"/>
-                <w:top w:val="none" w:sz="0" w:space="0" w:color="000000"/>
-                <w:left w:val="none" w:sz="0" w:space="0" w:color="000000"/>
-                <w:right w:val="none" w:sz="0" w:space="0" w:color="000000"/>
-              </w:pBdr>
-              <w:spacing w:after="100" w:before="100" w:line="240"/>
-              <w:ind w:left="100" w:right="100" w:firstLine="0" w:firstLineChars="0"/>
-              <w:rPr>
-                <w:rFonts w:ascii="Arial" w:hAnsi="Arial" w:eastAsia="Arial" w:cs="Arial"/>
-                <w:i w:val="false"/>
-                <w:b w:val="false"/>
-                <w:u w:val="none"/>
-                <w:strike w:val="false"/>
-                <w:sz w:val="22"/>
-                <w:szCs w:val="22"/>
-                <w:color w:val="000000"/>
-              </w:rPr>
-            </w:pPr>
-            <w:r>
-              <w:rPr>
-                <w:rFonts w:ascii="Arial" w:hAnsi="Arial" w:eastAsia="Arial" w:cs="Arial"/>
-                <w:i w:val="false"/>
-                <w:b w:val="false"/>
-                <w:u w:val="none"/>
-                <w:strike w:val="false"/>
-                <w:sz w:val="22"/>
-                <w:szCs w:val="22"/>
-                <w:color w:val="000000"/>
-              </w:rPr>
-              <w:t xml:space="preserve">0.00</w:t>
-            </w:r>
-          </w:p>
-        </w:tc>
-        <w:tc>
-          <w:tcPr>
-            <w:tcBorders>
-              <w:bottom w:val="none" w:sz="0" w:space="0" w:color="000000"/>
-              <w:top w:val="none" w:sz="0" w:space="0" w:color="000000"/>
-              <w:left w:val="none" w:sz="0" w:space="0" w:color="000000"/>
-              <w:right w:val="none" w:sz="0" w:space="0" w:color="000000"/>
-            </w:tcBorders>
-            <w:shd w:val="clear" w:color="auto" w:fill="FFFFFF"/>
-            <w:tcMar>
-              <w:top w:w="0" w:type="dxa"/>
-              <w:bottom w:w="0" w:type="dxa"/>
-              <w:left w:w="0" w:type="dxa"/>
-              <w:right w:w="0" w:type="dxa"/>
-            </w:tcMar>
-            <w:vAlign w:val="top"/>
-          </w:tcPr>
-          <w:p>
-            <w:pPr>
-              <w:jc w:val="center"/>
-              <w:pBdr>
-                <w:bottom w:val="none" w:sz="0" w:space="0" w:color="000000"/>
-                <w:top w:val="none" w:sz="0" w:space="0" w:color="000000"/>
-                <w:left w:val="none" w:sz="0" w:space="0" w:color="000000"/>
-                <w:right w:val="none" w:sz="0" w:space="0" w:color="000000"/>
-              </w:pBdr>
-              <w:spacing w:after="100" w:before="100" w:line="240"/>
-              <w:ind w:left="100" w:right="100" w:firstLine="0" w:firstLineChars="0"/>
-              <w:rPr>
-                <w:rFonts w:ascii="Arial" w:hAnsi="Arial" w:eastAsia="Arial" w:cs="Arial"/>
-                <w:i w:val="false"/>
-                <w:b w:val="false"/>
-                <w:u w:val="none"/>
-                <w:strike w:val="false"/>
-                <w:sz w:val="22"/>
-                <w:szCs w:val="22"/>
-                <w:color w:val="000000"/>
-              </w:rPr>
-            </w:pPr>
-            <w:r>
-              <w:rPr>
-                <w:rFonts w:ascii="Arial" w:hAnsi="Arial" w:eastAsia="Arial" w:cs="Arial"/>
-                <w:i w:val="false"/>
-                <w:b w:val="false"/>
-                <w:u w:val="none"/>
-                <w:strike w:val="false"/>
-                <w:sz w:val="22"/>
-                <w:szCs w:val="22"/>
-                <w:color w:val="000000"/>
-              </w:rPr>
-              <w:t xml:space="preserve">0.00, Inf</w:t>
-            </w:r>
-          </w:p>
-        </w:tc>
-        <w:tc>
-          <w:tcPr>
-            <w:tcBorders>
-              <w:bottom w:val="none" w:sz="0" w:space="0" w:color="000000"/>
-              <w:top w:val="none" w:sz="0" w:space="0" w:color="000000"/>
-              <w:left w:val="none" w:sz="0" w:space="0" w:color="000000"/>
-              <w:right w:val="none" w:sz="0" w:space="0" w:color="000000"/>
-            </w:tcBorders>
-            <w:shd w:val="clear" w:color="auto" w:fill="FFFFFF"/>
-            <w:tcMar>
-              <w:top w:w="0" w:type="dxa"/>
-              <w:bottom w:w="0" w:type="dxa"/>
-              <w:left w:w="0" w:type="dxa"/>
-              <w:right w:w="0" w:type="dxa"/>
-            </w:tcMar>
-            <w:vAlign w:val="top"/>
-          </w:tcPr>
-          <w:p>
-            <w:pPr>
-              <w:jc w:val="center"/>
-              <w:pBdr>
-                <w:bottom w:val="none" w:sz="0" w:space="0" w:color="000000"/>
-                <w:top w:val="none" w:sz="0" w:space="0" w:color="000000"/>
-                <w:left w:val="none" w:sz="0" w:space="0" w:color="000000"/>
-                <w:right w:val="none" w:sz="0" w:space="0" w:color="000000"/>
-              </w:pBdr>
-              <w:spacing w:after="100" w:before="100" w:line="240"/>
-              <w:ind w:left="100" w:right="100" w:firstLine="0" w:firstLineChars="0"/>
-              <w:rPr>
-                <w:rFonts w:ascii="Arial" w:hAnsi="Arial" w:eastAsia="Arial" w:cs="Arial"/>
-                <w:i w:val="false"/>
-                <w:b w:val="false"/>
-                <w:u w:val="none"/>
-                <w:strike w:val="false"/>
-                <w:sz w:val="22"/>
-                <w:szCs w:val="22"/>
-                <w:color w:val="000000"/>
-              </w:rPr>
-            </w:pPr>
-            <w:r>
-              <w:rPr>
-                <w:rFonts w:ascii="Arial" w:hAnsi="Arial" w:eastAsia="Arial" w:cs="Arial"/>
-                <w:i w:val="false"/>
-                <w:b w:val="false"/>
-                <w:u w:val="none"/>
-                <w:strike w:val="false"/>
-                <w:sz w:val="22"/>
-                <w:szCs w:val="22"/>
-                <w:color w:val="000000"/>
-              </w:rPr>
-              <w:t xml:space="preserve">&gt;0.9</w:t>
+              <w:t xml:space="preserve">0.07, 1.05</w:t>
+            </w:r>
+          </w:p>
+        </w:tc>
+        <w:tc>
+          <w:tcPr>
+            <w:tcBorders>
+              <w:bottom w:val="none" w:sz="0" w:space="0" w:color="000000"/>
+              <w:top w:val="none" w:sz="0" w:space="0" w:color="000000"/>
+              <w:left w:val="none" w:sz="0" w:space="0" w:color="000000"/>
+              <w:right w:val="none" w:sz="0" w:space="0" w:color="000000"/>
+            </w:tcBorders>
+            <w:shd w:val="clear" w:color="auto" w:fill="FFFFFF"/>
+            <w:tcMar>
+              <w:top w:w="0" w:type="dxa"/>
+              <w:bottom w:w="0" w:type="dxa"/>
+              <w:left w:w="0" w:type="dxa"/>
+              <w:right w:w="0" w:type="dxa"/>
+            </w:tcMar>
+            <w:vAlign w:val="top"/>
+          </w:tcPr>
+          <w:p>
+            <w:pPr>
+              <w:jc w:val="center"/>
+              <w:pBdr>
+                <w:bottom w:val="none" w:sz="0" w:space="0" w:color="000000"/>
+                <w:top w:val="none" w:sz="0" w:space="0" w:color="000000"/>
+                <w:left w:val="none" w:sz="0" w:space="0" w:color="000000"/>
+                <w:right w:val="none" w:sz="0" w:space="0" w:color="000000"/>
+              </w:pBdr>
+              <w:spacing w:after="100" w:before="100" w:line="240"/>
+              <w:ind w:left="100" w:right="100" w:firstLine="0" w:firstLineChars="0"/>
+              <w:rPr>
+                <w:rFonts w:ascii="Arial" w:hAnsi="Arial" w:eastAsia="Arial" w:cs="Arial"/>
+                <w:i w:val="false"/>
+                <w:b w:val="false"/>
+                <w:u w:val="none"/>
+                <w:strike w:val="false"/>
+                <w:sz w:val="22"/>
+                <w:szCs w:val="22"/>
+                <w:color w:val="000000"/>
+              </w:rPr>
+            </w:pPr>
+            <w:r>
+              <w:rPr>
+                <w:rFonts w:ascii="Arial" w:hAnsi="Arial" w:eastAsia="Arial" w:cs="Arial"/>
+                <w:i w:val="false"/>
+                <w:b w:val="false"/>
+                <w:u w:val="none"/>
+                <w:strike w:val="false"/>
+                <w:sz w:val="22"/>
+                <w:szCs w:val="22"/>
+                <w:color w:val="000000"/>
+              </w:rPr>
+              <w:t xml:space="preserve">0.059</w:t>
+            </w:r>
+          </w:p>
+        </w:tc>
+        <w:tc>
+          <w:tcPr>
+            <w:tcBorders>
+              <w:bottom w:val="none" w:sz="0" w:space="0" w:color="000000"/>
+              <w:top w:val="none" w:sz="0" w:space="0" w:color="000000"/>
+              <w:left w:val="none" w:sz="0" w:space="0" w:color="000000"/>
+              <w:right w:val="none" w:sz="0" w:space="0" w:color="000000"/>
+            </w:tcBorders>
+            <w:shd w:val="clear" w:color="auto" w:fill="FFFFFF"/>
+            <w:tcMar>
+              <w:top w:w="0" w:type="dxa"/>
+              <w:bottom w:w="0" w:type="dxa"/>
+              <w:left w:w="0" w:type="dxa"/>
+              <w:right w:w="0" w:type="dxa"/>
+            </w:tcMar>
+            <w:vAlign w:val="top"/>
+          </w:tcPr>
+          <w:p>
+            <w:pPr>
+              <w:jc w:val="center"/>
+              <w:pBdr>
+                <w:bottom w:val="none" w:sz="0" w:space="0" w:color="000000"/>
+                <w:top w:val="none" w:sz="0" w:space="0" w:color="000000"/>
+                <w:left w:val="none" w:sz="0" w:space="0" w:color="000000"/>
+                <w:right w:val="none" w:sz="0" w:space="0" w:color="000000"/>
+              </w:pBdr>
+              <w:spacing w:after="100" w:before="100" w:line="240"/>
+              <w:ind w:left="100" w:right="100" w:firstLine="0" w:firstLineChars="0"/>
+              <w:rPr>
+                <w:rFonts w:ascii="Arial" w:hAnsi="Arial" w:eastAsia="Arial" w:cs="Arial"/>
+                <w:i w:val="false"/>
+                <w:b w:val="false"/>
+                <w:u w:val="none"/>
+                <w:strike w:val="false"/>
+                <w:sz w:val="22"/>
+                <w:szCs w:val="22"/>
+                <w:color w:val="000000"/>
+              </w:rPr>
+            </w:pPr>
+            <w:r>
+              <w:rPr>
+                <w:rFonts w:ascii="Arial" w:hAnsi="Arial" w:eastAsia="Arial" w:cs="Arial"/>
+                <w:i w:val="false"/>
+                <w:b w:val="false"/>
+                <w:u w:val="none"/>
+                <w:strike w:val="false"/>
+                <w:sz w:val="22"/>
+                <w:szCs w:val="22"/>
+                <w:color w:val="000000"/>
+              </w:rPr>
+              <w:t xml:space="preserve">7</w:t>
+            </w:r>
+          </w:p>
+        </w:tc>
+        <w:tc>
+          <w:tcPr>
+            <w:tcBorders>
+              <w:bottom w:val="none" w:sz="0" w:space="0" w:color="000000"/>
+              <w:top w:val="none" w:sz="0" w:space="0" w:color="000000"/>
+              <w:left w:val="none" w:sz="0" w:space="0" w:color="000000"/>
+              <w:right w:val="none" w:sz="0" w:space="0" w:color="000000"/>
+            </w:tcBorders>
+            <w:shd w:val="clear" w:color="auto" w:fill="FFFFFF"/>
+            <w:tcMar>
+              <w:top w:w="0" w:type="dxa"/>
+              <w:bottom w:w="0" w:type="dxa"/>
+              <w:left w:w="0" w:type="dxa"/>
+              <w:right w:w="0" w:type="dxa"/>
+            </w:tcMar>
+            <w:vAlign w:val="top"/>
+          </w:tcPr>
+          <w:p>
+            <w:pPr>
+              <w:jc w:val="center"/>
+              <w:pBdr>
+                <w:bottom w:val="none" w:sz="0" w:space="0" w:color="000000"/>
+                <w:top w:val="none" w:sz="0" w:space="0" w:color="000000"/>
+                <w:left w:val="none" w:sz="0" w:space="0" w:color="000000"/>
+                <w:right w:val="none" w:sz="0" w:space="0" w:color="000000"/>
+              </w:pBdr>
+              <w:spacing w:after="100" w:before="100" w:line="240"/>
+              <w:ind w:left="100" w:right="100" w:firstLine="0" w:firstLineChars="0"/>
+              <w:rPr>
+                <w:rFonts w:ascii="Arial" w:hAnsi="Arial" w:eastAsia="Arial" w:cs="Arial"/>
+                <w:i w:val="false"/>
+                <w:b w:val="false"/>
+                <w:u w:val="none"/>
+                <w:strike w:val="false"/>
+                <w:sz w:val="22"/>
+                <w:szCs w:val="22"/>
+                <w:color w:val="000000"/>
+              </w:rPr>
+            </w:pPr>
+            <w:r>
+              <w:rPr>
+                <w:rFonts w:ascii="Arial" w:hAnsi="Arial" w:eastAsia="Arial" w:cs="Arial"/>
+                <w:i w:val="false"/>
+                <w:b w:val="false"/>
+                <w:u w:val="none"/>
+                <w:strike w:val="false"/>
+                <w:sz w:val="22"/>
+                <w:szCs w:val="22"/>
+                <w:color w:val="000000"/>
+              </w:rPr>
+              <w:t xml:space="preserve">0.42</w:t>
+            </w:r>
+          </w:p>
+        </w:tc>
+        <w:tc>
+          <w:tcPr>
+            <w:tcBorders>
+              <w:bottom w:val="none" w:sz="0" w:space="0" w:color="000000"/>
+              <w:top w:val="none" w:sz="0" w:space="0" w:color="000000"/>
+              <w:left w:val="none" w:sz="0" w:space="0" w:color="000000"/>
+              <w:right w:val="none" w:sz="0" w:space="0" w:color="000000"/>
+            </w:tcBorders>
+            <w:shd w:val="clear" w:color="auto" w:fill="FFFFFF"/>
+            <w:tcMar>
+              <w:top w:w="0" w:type="dxa"/>
+              <w:bottom w:w="0" w:type="dxa"/>
+              <w:left w:w="0" w:type="dxa"/>
+              <w:right w:w="0" w:type="dxa"/>
+            </w:tcMar>
+            <w:vAlign w:val="top"/>
+          </w:tcPr>
+          <w:p>
+            <w:pPr>
+              <w:jc w:val="center"/>
+              <w:pBdr>
+                <w:bottom w:val="none" w:sz="0" w:space="0" w:color="000000"/>
+                <w:top w:val="none" w:sz="0" w:space="0" w:color="000000"/>
+                <w:left w:val="none" w:sz="0" w:space="0" w:color="000000"/>
+                <w:right w:val="none" w:sz="0" w:space="0" w:color="000000"/>
+              </w:pBdr>
+              <w:spacing w:after="100" w:before="100" w:line="240"/>
+              <w:ind w:left="100" w:right="100" w:firstLine="0" w:firstLineChars="0"/>
+              <w:rPr>
+                <w:rFonts w:ascii="Arial" w:hAnsi="Arial" w:eastAsia="Arial" w:cs="Arial"/>
+                <w:i w:val="false"/>
+                <w:b w:val="false"/>
+                <w:u w:val="none"/>
+                <w:strike w:val="false"/>
+                <w:sz w:val="22"/>
+                <w:szCs w:val="22"/>
+                <w:color w:val="000000"/>
+              </w:rPr>
+            </w:pPr>
+            <w:r>
+              <w:rPr>
+                <w:rFonts w:ascii="Arial" w:hAnsi="Arial" w:eastAsia="Arial" w:cs="Arial"/>
+                <w:i w:val="false"/>
+                <w:b w:val="false"/>
+                <w:u w:val="none"/>
+                <w:strike w:val="false"/>
+                <w:sz w:val="22"/>
+                <w:szCs w:val="22"/>
+                <w:color w:val="000000"/>
+              </w:rPr>
+              <w:t xml:space="preserve">0.10, 1.75</w:t>
+            </w:r>
+          </w:p>
+        </w:tc>
+        <w:tc>
+          <w:tcPr>
+            <w:tcBorders>
+              <w:bottom w:val="none" w:sz="0" w:space="0" w:color="000000"/>
+              <w:top w:val="none" w:sz="0" w:space="0" w:color="000000"/>
+              <w:left w:val="none" w:sz="0" w:space="0" w:color="000000"/>
+              <w:right w:val="none" w:sz="0" w:space="0" w:color="000000"/>
+            </w:tcBorders>
+            <w:shd w:val="clear" w:color="auto" w:fill="FFFFFF"/>
+            <w:tcMar>
+              <w:top w:w="0" w:type="dxa"/>
+              <w:bottom w:w="0" w:type="dxa"/>
+              <w:left w:w="0" w:type="dxa"/>
+              <w:right w:w="0" w:type="dxa"/>
+            </w:tcMar>
+            <w:vAlign w:val="top"/>
+          </w:tcPr>
+          <w:p>
+            <w:pPr>
+              <w:jc w:val="center"/>
+              <w:pBdr>
+                <w:bottom w:val="none" w:sz="0" w:space="0" w:color="000000"/>
+                <w:top w:val="none" w:sz="0" w:space="0" w:color="000000"/>
+                <w:left w:val="none" w:sz="0" w:space="0" w:color="000000"/>
+                <w:right w:val="none" w:sz="0" w:space="0" w:color="000000"/>
+              </w:pBdr>
+              <w:spacing w:after="100" w:before="100" w:line="240"/>
+              <w:ind w:left="100" w:right="100" w:firstLine="0" w:firstLineChars="0"/>
+              <w:rPr>
+                <w:rFonts w:ascii="Arial" w:hAnsi="Arial" w:eastAsia="Arial" w:cs="Arial"/>
+                <w:i w:val="false"/>
+                <w:b w:val="false"/>
+                <w:u w:val="none"/>
+                <w:strike w:val="false"/>
+                <w:sz w:val="22"/>
+                <w:szCs w:val="22"/>
+                <w:color w:val="000000"/>
+              </w:rPr>
+            </w:pPr>
+            <w:r>
+              <w:rPr>
+                <w:rFonts w:ascii="Arial" w:hAnsi="Arial" w:eastAsia="Arial" w:cs="Arial"/>
+                <w:i w:val="false"/>
+                <w:b w:val="false"/>
+                <w:u w:val="none"/>
+                <w:strike w:val="false"/>
+                <w:sz w:val="22"/>
+                <w:szCs w:val="22"/>
+                <w:color w:val="000000"/>
+              </w:rPr>
+              <w:t xml:space="preserve">0.2</w:t>
             </w:r>
           </w:p>
         </w:tc>
@@ -3450,7 +3450,7 @@
                 <w:szCs w:val="22"/>
                 <w:color w:val="000000"/>
               </w:rPr>
-              <w:t xml:space="preserve">0.081</w:t>
+              <w:t xml:space="preserve">0.080</w:t>
             </w:r>
           </w:p>
         </w:tc>
@@ -3612,7 +3612,7 @@
                 <w:szCs w:val="22"/>
                 <w:color w:val="000000"/>
               </w:rPr>
-              <w:t xml:space="preserve">0.17, 1.38</w:t>
+              <w:t xml:space="preserve">0.17, 1.37</w:t>
             </w:r>
           </w:p>
         </w:tc>
@@ -4104,7 +4104,7 @@
                 <w:szCs w:val="22"/>
                 <w:color w:val="000000"/>
               </w:rPr>
-              <w:t xml:space="preserve">0.42, 0.99</w:t>
+              <w:t xml:space="preserve">0.42, 0.98</w:t>
             </w:r>
           </w:p>
         </w:tc>
@@ -4158,7 +4158,7 @@
                 <w:szCs w:val="22"/>
                 <w:color w:val="000000"/>
               </w:rPr>
-              <w:t xml:space="preserve">0.043</w:t>
+              <w:t xml:space="preserve">0.042</w:t>
             </w:r>
           </w:p>
         </w:tc>
@@ -4872,7 +4872,7 @@
                 <w:szCs w:val="22"/>
                 <w:color w:val="000000"/>
               </w:rPr>
-              <w:t xml:space="preserve">0.26, 1.68</w:t>
+              <w:t xml:space="preserve">0.25, 1.68</w:t>
             </w:r>
           </w:p>
         </w:tc>
